--- a/references/reference.docx
+++ b/references/reference.docx
@@ -2,6 +2,11 @@
 <file path=word/document.xml><?xml version="1.0" encoding="utf-8"?>
 <w:document xmlns:wpc="http://schemas.microsoft.com/office/word/2010/wordprocessingCanvas" xmlns:cx="http://schemas.microsoft.com/office/drawing/2014/chartex" xmlns:cx1="http://schemas.microsoft.com/office/drawing/2015/9/8/chartex" xmlns:cx2="http://schemas.microsoft.com/office/drawing/2015/10/21/chartex" xmlns:cx3="http://schemas.microsoft.com/office/drawing/2016/5/9/chartex" xmlns:cx4="http://schemas.microsoft.com/office/drawing/2016/5/10/chartex" xmlns:cx5="http://schemas.microsoft.com/office/drawing/2016/5/11/chartex" xmlns:cx6="http://schemas.microsoft.com/office/drawing/2016/5/12/chartex" xmlns:cx7="http://schemas.microsoft.com/office/drawing/2016/5/13/chartex" xmlns:cx8="http://schemas.microsoft.com/office/drawing/2016/5/14/chartex" xmlns:mc="http://schemas.openxmlformats.org/markup-compatibility/2006" xmlns:aink="http://schemas.microsoft.com/office/drawing/2016/ink" xmlns:am3d="http://schemas.microsoft.com/office/drawing/2017/model3d" xmlns:o="urn:schemas-microsoft-com:office:office" xmlns:oel="http://schemas.microsoft.com/office/2019/extlst" xmlns:r="http://schemas.openxmlformats.org/officeDocument/2006/relationships" xmlns:m="http://schemas.openxmlformats.org/officeDocument/2006/math" xmlns:v="urn:schemas-microsoft-com:vml" xmlns:wp14="http://schemas.microsoft.com/office/word/2010/wordprocessingDrawing" xmlns:wp="http://schemas.openxmlformats.org/drawingml/2006/wordprocessingDrawing" xmlns:w10="urn:schemas-microsoft-com:office:word" xmlns:w="http://schemas.openxmlformats.org/wordprocessingml/2006/main" xmlns:w14="http://schemas.microsoft.com/office/word/2010/wordml" xmlns:w15="http://schemas.microsoft.com/office/word/2012/wordml" xmlns:w16cex="http://schemas.microsoft.com/office/word/2018/wordml/cex" xmlns:w16cid="http://schemas.microsoft.com/office/word/2016/wordml/cid" xmlns:w16="http://schemas.microsoft.com/office/word/2018/wordml" xmlns:w16du="http://schemas.microsoft.com/office/word/2023/wordml/word16du" xmlns:w16sdtdh="http://schemas.microsoft.com/office/word/2020/wordml/sdtdatahash" xmlns:w16sdtfl="http://schemas.microsoft.com/office/word/2024/wordml/sdtformatlock" xmlns:w16se="http://schemas.microsoft.com/office/word/2015/wordml/symex" xmlns:wpg="http://schemas.microsoft.com/office/word/2010/wordprocessingGroup" xmlns:wpi="http://schemas.microsoft.com/office/word/2010/wordprocessingInk" xmlns:wne="http://schemas.microsoft.com/office/word/2006/wordml" xmlns:wps="http://schemas.microsoft.com/office/word/2010/wordprocessingShape" mc:Ignorable="w14 w15 w16se w16cid w16 w16cex w16sdtdh w16sdtfl w16du wp14">
   <w:body>
+    <w:p>
+      <w:pPr>
+        <w:pStyle w:val="Title"/>
+      </w:pPr>
+    </w:p>
     <w:p>
       <w:pPr>
         <w:pStyle w:val="Heading1"/>
@@ -554,11 +559,11 @@
     <w:link w:val="Heading1Char"/>
     <w:uiPriority w:val="9"/>
     <w:qFormat/>
-    <w:rsid w:val="000654DB"/>
+    <w:rsid w:val="005044F2"/>
     <w:pPr>
       <w:keepNext/>
       <w:keepLines/>
-      <w:spacing w:before="360" w:after="80"/>
+      <w:spacing w:before="360" w:after="80" w:line="360" w:lineRule="auto"/>
       <w:outlineLvl w:val="0"/>
     </w:pPr>
     <w:rPr>
@@ -576,11 +581,11 @@
     <w:uiPriority w:val="9"/>
     <w:unhideWhenUsed/>
     <w:qFormat/>
-    <w:rsid w:val="000654DB"/>
+    <w:rsid w:val="005044F2"/>
     <w:pPr>
       <w:keepNext/>
       <w:keepLines/>
-      <w:spacing w:before="160" w:after="80"/>
+      <w:spacing w:before="400" w:after="320" w:line="360" w:lineRule="auto"/>
       <w:outlineLvl w:val="1"/>
     </w:pPr>
     <w:rPr>
@@ -777,7 +782,7 @@
     <w:basedOn w:val="DefaultParagraphFont"/>
     <w:link w:val="Heading1"/>
     <w:uiPriority w:val="9"/>
-    <w:rsid w:val="000654DB"/>
+    <w:rsid w:val="005044F2"/>
     <w:rPr>
       <w:rFonts w:eastAsiaTheme="majorEastAsia" w:cstheme="majorBidi"/>
       <w:b/>
@@ -791,7 +796,7 @@
     <w:basedOn w:val="DefaultParagraphFont"/>
     <w:link w:val="Heading2"/>
     <w:uiPriority w:val="9"/>
-    <w:rsid w:val="000654DB"/>
+    <w:rsid w:val="005044F2"/>
     <w:rPr>
       <w:rFonts w:eastAsiaTheme="majorEastAsia" w:cstheme="majorBidi"/>
       <w:b/>
@@ -906,16 +911,17 @@
     <w:link w:val="TitleChar"/>
     <w:uiPriority w:val="10"/>
     <w:qFormat/>
-    <w:rsid w:val="009B7F83"/>
+    <w:rsid w:val="005044F2"/>
     <w:pPr>
       <w:spacing w:after="80" w:line="240" w:lineRule="auto"/>
       <w:contextualSpacing/>
     </w:pPr>
     <w:rPr>
-      <w:rFonts w:asciiTheme="majorHAnsi" w:eastAsiaTheme="majorEastAsia" w:hAnsiTheme="majorHAnsi" w:cstheme="majorBidi"/>
+      <w:rFonts w:eastAsiaTheme="majorEastAsia" w:cstheme="majorBidi"/>
+      <w:b/>
       <w:spacing w:val="-10"/>
       <w:kern w:val="28"/>
-      <w:sz w:val="56"/>
+      <w:sz w:val="48"/>
       <w:szCs w:val="56"/>
     </w:rPr>
   </w:style>
@@ -924,12 +930,13 @@
     <w:basedOn w:val="DefaultParagraphFont"/>
     <w:link w:val="Title"/>
     <w:uiPriority w:val="10"/>
-    <w:rsid w:val="009B7F83"/>
-    <w:rPr>
-      <w:rFonts w:asciiTheme="majorHAnsi" w:eastAsiaTheme="majorEastAsia" w:hAnsiTheme="majorHAnsi" w:cstheme="majorBidi"/>
+    <w:rsid w:val="005044F2"/>
+    <w:rPr>
+      <w:rFonts w:eastAsiaTheme="majorEastAsia" w:cstheme="majorBidi"/>
+      <w:b/>
       <w:spacing w:val="-10"/>
       <w:kern w:val="28"/>
-      <w:sz w:val="56"/>
+      <w:sz w:val="48"/>
       <w:szCs w:val="56"/>
       <w:lang w:val="en-GB"/>
     </w:rPr>

--- a/references/reference.docx
+++ b/references/reference.docx
@@ -23,16 +23,10 @@
         <w:t>Subtitle</w:t>
       </w:r>
     </w:p>
-    <w:p>
-      <w:pPr>
-        <w:spacing w:line="360" w:lineRule="auto"/>
-      </w:pPr>
-    </w:p>
-    <w:p>
-      <w:pPr>
-        <w:spacing w:line="360" w:lineRule="auto"/>
-      </w:pPr>
-    </w:p>
+    <w:p/>
+    <w:p/>
+    <w:p/>
+    <w:p/>
     <w:sectPr>
       <w:footerReference w:type="default" r:id="rId7"/>
       <w:pgSz w:w="11906" w:h="16838"/>
@@ -548,6 +542,10 @@
   <w:style w:type="paragraph" w:default="1" w:styleId="Normal">
     <w:name w:val="Normal"/>
     <w:qFormat/>
+    <w:rsid w:val="00E2075A"/>
+    <w:pPr>
+      <w:spacing w:line="360" w:lineRule="auto"/>
+    </w:pPr>
     <w:rPr>
       <w:lang w:val="en-GB"/>
     </w:rPr>
@@ -559,11 +557,11 @@
     <w:link w:val="Heading1Char"/>
     <w:uiPriority w:val="9"/>
     <w:qFormat/>
-    <w:rsid w:val="005044F2"/>
+    <w:rsid w:val="00E2075A"/>
     <w:pPr>
       <w:keepNext/>
       <w:keepLines/>
-      <w:spacing w:before="360" w:after="80" w:line="360" w:lineRule="auto"/>
+      <w:spacing w:before="360" w:after="80" w:line="240" w:lineRule="auto"/>
       <w:outlineLvl w:val="0"/>
     </w:pPr>
     <w:rPr>
@@ -581,11 +579,11 @@
     <w:uiPriority w:val="9"/>
     <w:unhideWhenUsed/>
     <w:qFormat/>
-    <w:rsid w:val="005044F2"/>
+    <w:rsid w:val="00E2075A"/>
     <w:pPr>
       <w:keepNext/>
       <w:keepLines/>
-      <w:spacing w:before="400" w:after="320" w:line="360" w:lineRule="auto"/>
+      <w:spacing w:before="400" w:after="320" w:line="240" w:lineRule="auto"/>
       <w:outlineLvl w:val="1"/>
     </w:pPr>
     <w:rPr>
@@ -782,7 +780,7 @@
     <w:basedOn w:val="DefaultParagraphFont"/>
     <w:link w:val="Heading1"/>
     <w:uiPriority w:val="9"/>
-    <w:rsid w:val="005044F2"/>
+    <w:rsid w:val="00E2075A"/>
     <w:rPr>
       <w:rFonts w:eastAsiaTheme="majorEastAsia" w:cstheme="majorBidi"/>
       <w:b/>
@@ -796,7 +794,7 @@
     <w:basedOn w:val="DefaultParagraphFont"/>
     <w:link w:val="Heading2"/>
     <w:uiPriority w:val="9"/>
-    <w:rsid w:val="005044F2"/>
+    <w:rsid w:val="00E2075A"/>
     <w:rPr>
       <w:rFonts w:eastAsiaTheme="majorEastAsia" w:cstheme="majorBidi"/>
       <w:b/>

--- a/references/reference.docx
+++ b/references/reference.docx
@@ -557,7 +557,7 @@
     <w:link w:val="Heading1Char"/>
     <w:uiPriority w:val="9"/>
     <w:qFormat/>
-    <w:rsid w:val="00E2075A"/>
+    <w:rsid w:val="00480FBF"/>
     <w:pPr>
       <w:keepNext/>
       <w:keepLines/>
@@ -567,7 +567,7 @@
     <w:rPr>
       <w:rFonts w:eastAsiaTheme="majorEastAsia" w:cstheme="majorBidi"/>
       <w:b/>
-      <w:sz w:val="32"/>
+      <w:sz w:val="28"/>
       <w:szCs w:val="40"/>
     </w:rPr>
   </w:style>
@@ -780,11 +780,11 @@
     <w:basedOn w:val="DefaultParagraphFont"/>
     <w:link w:val="Heading1"/>
     <w:uiPriority w:val="9"/>
-    <w:rsid w:val="00E2075A"/>
+    <w:rsid w:val="00480FBF"/>
     <w:rPr>
       <w:rFonts w:eastAsiaTheme="majorEastAsia" w:cstheme="majorBidi"/>
       <w:b/>
-      <w:sz w:val="32"/>
+      <w:sz w:val="28"/>
       <w:szCs w:val="40"/>
       <w:lang w:val="en-GB"/>
     </w:rPr>
@@ -909,7 +909,7 @@
     <w:link w:val="TitleChar"/>
     <w:uiPriority w:val="10"/>
     <w:qFormat/>
-    <w:rsid w:val="005044F2"/>
+    <w:rsid w:val="00480FBF"/>
     <w:pPr>
       <w:spacing w:after="80" w:line="240" w:lineRule="auto"/>
       <w:contextualSpacing/>
@@ -919,7 +919,7 @@
       <w:b/>
       <w:spacing w:val="-10"/>
       <w:kern w:val="28"/>
-      <w:sz w:val="48"/>
+      <w:sz w:val="36"/>
       <w:szCs w:val="56"/>
     </w:rPr>
   </w:style>
@@ -928,13 +928,13 @@
     <w:basedOn w:val="DefaultParagraphFont"/>
     <w:link w:val="Title"/>
     <w:uiPriority w:val="10"/>
-    <w:rsid w:val="005044F2"/>
+    <w:rsid w:val="00480FBF"/>
     <w:rPr>
       <w:rFonts w:eastAsiaTheme="majorEastAsia" w:cstheme="majorBidi"/>
       <w:b/>
       <w:spacing w:val="-10"/>
       <w:kern w:val="28"/>
-      <w:sz w:val="48"/>
+      <w:sz w:val="36"/>
       <w:szCs w:val="56"/>
       <w:lang w:val="en-GB"/>
     </w:rPr>

--- a/references/reference.docx
+++ b/references/reference.docx
@@ -557,11 +557,11 @@
     <w:link w:val="Heading1Char"/>
     <w:uiPriority w:val="9"/>
     <w:qFormat/>
-    <w:rsid w:val="00480FBF"/>
+    <w:rsid w:val="00FB5FD4"/>
     <w:pPr>
       <w:keepNext/>
       <w:keepLines/>
-      <w:spacing w:before="360" w:after="80" w:line="240" w:lineRule="auto"/>
+      <w:spacing w:before="120" w:after="120" w:line="240" w:lineRule="auto"/>
       <w:outlineLvl w:val="0"/>
     </w:pPr>
     <w:rPr>
@@ -579,11 +579,11 @@
     <w:uiPriority w:val="9"/>
     <w:unhideWhenUsed/>
     <w:qFormat/>
-    <w:rsid w:val="00E2075A"/>
+    <w:rsid w:val="00FB5FD4"/>
     <w:pPr>
       <w:keepNext/>
       <w:keepLines/>
-      <w:spacing w:before="400" w:after="320" w:line="240" w:lineRule="auto"/>
+      <w:spacing w:before="120" w:after="120" w:line="240" w:lineRule="auto"/>
       <w:outlineLvl w:val="1"/>
     </w:pPr>
     <w:rPr>
@@ -780,7 +780,7 @@
     <w:basedOn w:val="DefaultParagraphFont"/>
     <w:link w:val="Heading1"/>
     <w:uiPriority w:val="9"/>
-    <w:rsid w:val="00480FBF"/>
+    <w:rsid w:val="00FB5FD4"/>
     <w:rPr>
       <w:rFonts w:eastAsiaTheme="majorEastAsia" w:cstheme="majorBidi"/>
       <w:b/>
@@ -794,7 +794,7 @@
     <w:basedOn w:val="DefaultParagraphFont"/>
     <w:link w:val="Heading2"/>
     <w:uiPriority w:val="9"/>
-    <w:rsid w:val="00E2075A"/>
+    <w:rsid w:val="00FB5FD4"/>
     <w:rPr>
       <w:rFonts w:eastAsiaTheme="majorEastAsia" w:cstheme="majorBidi"/>
       <w:b/>
